--- a/TestWord_1/F_ТИПОВИЙ ДОГОВІР ОГ ПЛАТНИЙ ВХІД ГО УААСП.docx
+++ b/TestWord_1/F_ТИПОВИЙ ДОГОВІР ОГ ПЛАТНИЙ ВХІД ГО УААСП.docx
@@ -107,6 +107,10 @@
       <w:bookmarkStart w:id="0" w:name="_Hlk3200822"/>
       <w:sdt>
         <w:sdtPr>
+          <w:rPr>
+            <w:sz w:val="20"/>
+            <w:szCs w:val="20"/>
+          </w:rPr>
           <w:alias w:val="docNumberC"/>
           <w:tag w:val="docNumberC"/>
           <w:id w:val="-1545601821"/>
@@ -117,6 +121,7 @@
           <w15:appearance w15:val="tags"/>
           <w:text/>
         </w:sdtPr>
+        <w:sdtEndPr/>
         <w:sdtContent>
           <w:r>
             <w:rPr>
@@ -175,8 +180,12 @@
       <w:bookmarkStart w:id="1" w:name="_Hlk3207954"/>
       <w:sdt>
         <w:sdtPr>
-          <w:alias w:val="docDateC"/>
-          <w:tag w:val="docDateC"/>
+          <w:rPr>
+            <w:sz w:val="20"/>
+            <w:szCs w:val="20"/>
+          </w:rPr>
+          <w:alias w:val="docDate"/>
+          <w:tag w:val="docDate"/>
           <w:id w:val="-1392730580"/>
           <w:placeholder>
             <w:docPart w:val="821DA7940CCC4C5A995E87CA9659AC14"/>
@@ -185,10 +194,12 @@
           <w15:appearance w15:val="tags"/>
           <w:text/>
         </w:sdtPr>
+        <w:sdtEndPr/>
         <w:sdtContent>
           <w:r>
             <w:rPr>
               <w:rStyle w:val="af0"/>
+              <w:lang w:val="uk-UA"/>
             </w:rPr>
             <w:t>Место для ввода текста.</w:t>
           </w:r>
@@ -201,7 +212,15 @@
           <w:szCs w:val="18"/>
           <w:lang w:val="uk-UA"/>
         </w:rPr>
-        <w:t xml:space="preserve"> р.</w:t>
+        <w:t xml:space="preserve"> </w:t>
+      </w:r>
+      <w:r>
+        <w:rPr>
+          <w:sz w:val="20"/>
+          <w:szCs w:val="20"/>
+          <w:lang w:val="uk-UA"/>
+        </w:rPr>
+        <w:t>р.</w:t>
       </w:r>
     </w:p>
     <w:p>
@@ -326,36 +345,34 @@
         <w:pStyle w:val="21"/>
         <w:ind w:firstLine="357"/>
         <w:rPr>
-          <w:lang w:val="uk-UA"/>
-        </w:rPr>
-      </w:pPr>
-      <w:r>
-        <w:rPr>
-          <w:lang w:val="uk-UA"/>
-        </w:rPr>
-        <w:t>т</w:t>
-      </w:r>
-      <w:r>
-        <w:rPr>
-          <w:lang w:val="uk-UA"/>
-        </w:rPr>
-        <w:t>а</w:t>
-      </w:r>
-    </w:p>
-    <w:p>
-      <w:pPr>
-        <w:pStyle w:val="21"/>
-        <w:ind w:right="-1" w:firstLine="360"/>
-        <w:rPr>
           <w:rFonts w:ascii="Times New Roman CYR" w:hAnsi="Times New Roman CYR" w:cs="Times New Roman CYR"/>
           <w:b/>
           <w:bCs/>
           <w:lang w:val="uk-UA"/>
         </w:rPr>
       </w:pPr>
+      <w:r>
+        <w:rPr>
+          <w:lang w:val="uk-UA"/>
+        </w:rPr>
+        <w:t>т</w:t>
+      </w:r>
+      <w:r>
+        <w:rPr>
+          <w:lang w:val="uk-UA"/>
+        </w:rPr>
+        <w:t>а</w:t>
+      </w:r>
+      <w:r>
+        <w:rPr>
+          <w:lang w:val="uk-UA"/>
+        </w:rPr>
+        <w:t xml:space="preserve"> </w:t>
+      </w:r>
       <w:sdt>
         <w:sdtPr>
           <w:rPr>
+            <w:b/>
             <w:bCs/>
           </w:rPr>
           <w:alias w:val="fop"/>
@@ -368,6 +385,7 @@
           <w15:appearance w15:val="tags"/>
           <w:text/>
         </w:sdtPr>
+        <w:sdtEndPr/>
         <w:sdtContent>
           <w:r>
             <w:rPr>
@@ -404,6 +422,7 @@
           <w15:appearance w15:val="tags"/>
           <w:text/>
         </w:sdtPr>
+        <w:sdtEndPr/>
         <w:sdtContent>
           <w:r>
             <w:rPr>
@@ -460,7 +479,21 @@
           <w:b/>
           <w:bCs/>
         </w:rPr>
-        <w:t xml:space="preserve">) </w:t>
+        <w:t>)</w:t>
+      </w:r>
+      <w:r>
+        <w:rPr>
+          <w:b/>
+          <w:bCs/>
+        </w:rPr>
+        <w:t>,</w:t>
+      </w:r>
+      <w:r>
+        <w:rPr>
+          <w:b/>
+          <w:bCs/>
+        </w:rPr>
+        <w:t xml:space="preserve"> </w:t>
       </w:r>
       <w:sdt>
         <w:sdtPr>
@@ -477,6 +510,7 @@
           <w15:appearance w15:val="tags"/>
           <w:text/>
         </w:sdtPr>
+        <w:sdtEndPr/>
         <w:sdtContent>
           <w:r>
             <w:rPr>
@@ -487,6 +521,12 @@
           </w:r>
         </w:sdtContent>
       </w:sdt>
+      <w:r>
+        <w:rPr>
+          <w:bCs/>
+        </w:rPr>
+        <w:t xml:space="preserve"> </w:t>
+      </w:r>
       <w:sdt>
         <w:sdtPr>
           <w:rPr>
@@ -503,11 +543,14 @@
           <w15:appearance w15:val="tags"/>
           <w:text/>
         </w:sdtPr>
+        <w:sdtEndPr/>
         <w:sdtContent>
           <w:r>
             <w:rPr>
               <w:rStyle w:val="af0"/>
               <w:rFonts w:eastAsia="Calibri"/>
+              <w:b/>
+              <w:lang w:val="uk-UA"/>
             </w:rPr>
             <w:t>Место для ввода текста.</w:t>
           </w:r>
@@ -520,7 +563,7 @@
           <w:sz w:val="28"/>
           <w:szCs w:val="28"/>
         </w:rPr>
-        <w:t xml:space="preserve">, </w:t>
+        <w:t xml:space="preserve"> </w:t>
       </w:r>
       <w:sdt>
         <w:sdtPr>
@@ -537,15 +580,23 @@
           <w15:appearance w15:val="tags"/>
           <w:text/>
         </w:sdtPr>
+        <w:sdtEndPr/>
         <w:sdtContent>
           <w:r>
             <w:rPr>
               <w:rStyle w:val="af0"/>
+              <w:lang w:val="uk-UA"/>
             </w:rPr>
             <w:t>Место для ввода текста.</w:t>
           </w:r>
         </w:sdtContent>
       </w:sdt>
+      <w:r>
+        <w:rPr>
+          <w:bCs/>
+        </w:rPr>
+        <w:t xml:space="preserve"> </w:t>
+      </w:r>
       <w:sdt>
         <w:sdtPr>
           <w:rPr>
@@ -562,11 +613,14 @@
           <w15:appearance w15:val="tags"/>
           <w:text/>
         </w:sdtPr>
+        <w:sdtEndPr/>
         <w:sdtContent>
           <w:r>
             <w:rPr>
               <w:rStyle w:val="af0"/>
               <w:rFonts w:eastAsia="Calibri"/>
+              <w:b/>
+              <w:lang w:val="uk-UA"/>
             </w:rPr>
             <w:t>Место для ввода текста.</w:t>
           </w:r>
@@ -574,9 +628,16 @@
       </w:sdt>
       <w:r>
         <w:rPr>
+          <w:b/>
+          <w:bCs/>
+        </w:rPr>
+        <w:t xml:space="preserve">  </w:t>
+      </w:r>
+      <w:r>
+        <w:rPr>
           <w:lang w:val="uk-UA"/>
         </w:rPr>
-        <w:t>, з іншої сторони, що при подальшому згадуванні разом іменуються Сторони, уклали Ліцензійний договір (далі – Договір) про наступне:</w:t>
+        <w:t>з іншої сторони, що при подальшому згадуванні разом іменуються Сторони, уклали Ліцензійний договір (далі – Договір) про наступне:</w:t>
       </w:r>
     </w:p>
     <w:p>
@@ -1442,6 +1503,275 @@
         </w:rPr>
       </w:pPr>
     </w:p>
+    <w:sdt>
+      <w:sdtPr>
+        <w:rPr>
+          <w:sz w:val="20"/>
+          <w:szCs w:val="20"/>
+        </w:rPr>
+        <w:alias w:val="TablePL1"/>
+        <w:tag w:val="TablePL1"/>
+        <w:id w:val="-725837156"/>
+        <w:placeholder>
+          <w:docPart w:val="DefaultPlaceholder_-1854013436"/>
+        </w:placeholder>
+        <w15:appearance w15:val="tags"/>
+        <w:docPartList>
+          <w:docPartGallery w:val="Tables"/>
+        </w:docPartList>
+      </w:sdtPr>
+      <w:sdtContent>
+        <w:p>
+          <w:pPr>
+            <w:pStyle w:val="a5"/>
+            <w:ind w:right="-1"/>
+            <w:rPr>
+              <w:sz w:val="20"/>
+              <w:szCs w:val="20"/>
+            </w:rPr>
+          </w:pPr>
+        </w:p>
+        <w:tbl>
+          <w:tblPr>
+            <w:tblW w:w="10519" w:type="dxa"/>
+            <w:tblInd w:w="108" w:type="dxa"/>
+            <w:tblBorders>
+              <w:top w:val="single" w:sz="4" w:space="0" w:color="auto"/>
+              <w:left w:val="single" w:sz="4" w:space="0" w:color="auto"/>
+              <w:bottom w:val="single" w:sz="4" w:space="0" w:color="auto"/>
+              <w:right w:val="single" w:sz="4" w:space="0" w:color="auto"/>
+              <w:insideH w:val="single" w:sz="4" w:space="0" w:color="auto"/>
+              <w:insideV w:val="single" w:sz="4" w:space="0" w:color="auto"/>
+            </w:tblBorders>
+            <w:tblLook w:val="01E0" w:firstRow="1" w:lastRow="1" w:firstColumn="1" w:lastColumn="1" w:noHBand="0" w:noVBand="0"/>
+          </w:tblPr>
+          <w:tblGrid>
+            <w:gridCol w:w="741"/>
+            <w:gridCol w:w="2548"/>
+            <w:gridCol w:w="4962"/>
+            <w:gridCol w:w="2268"/>
+          </w:tblGrid>
+          <w:tr>
+            <w:trPr>
+              <w:trHeight w:val="494"/>
+            </w:trPr>
+            <w:tc>
+              <w:tcPr>
+                <w:tcW w:w="741" w:type="dxa"/>
+                <w:tcBorders>
+                  <w:top w:val="single" w:sz="4" w:space="0" w:color="auto"/>
+                  <w:left w:val="single" w:sz="4" w:space="0" w:color="auto"/>
+                  <w:bottom w:val="single" w:sz="4" w:space="0" w:color="auto"/>
+                  <w:right w:val="single" w:sz="4" w:space="0" w:color="auto"/>
+                </w:tcBorders>
+                <w:vAlign w:val="center"/>
+                <w:hideMark/>
+              </w:tcPr>
+              <w:p>
+                <w:pPr>
+                  <w:pStyle w:val="a5"/>
+                  <w:ind w:right="-141"/>
+                  <w:rPr>
+                    <w:rFonts w:ascii="Verdana" w:hAnsi="Verdana" w:cs="Times New Roman CYR"/>
+                    <w:sz w:val="20"/>
+                    <w:szCs w:val="20"/>
+                  </w:rPr>
+                </w:pPr>
+                <w:r>
+                  <w:rPr>
+                    <w:rFonts w:ascii="Times New Roman CYR" w:hAnsi="Times New Roman CYR" w:cs="Times New Roman CYR"/>
+                    <w:b/>
+                    <w:bCs/>
+                    <w:sz w:val="20"/>
+                    <w:szCs w:val="20"/>
+                  </w:rPr>
+                  <w:t>№ з/п</w:t>
+                </w:r>
+              </w:p>
+            </w:tc>
+            <w:tc>
+              <w:tcPr>
+                <w:tcW w:w="2548" w:type="dxa"/>
+                <w:tcBorders>
+                  <w:top w:val="single" w:sz="4" w:space="0" w:color="auto"/>
+                  <w:left w:val="single" w:sz="4" w:space="0" w:color="auto"/>
+                  <w:bottom w:val="single" w:sz="4" w:space="0" w:color="auto"/>
+                  <w:right w:val="single" w:sz="4" w:space="0" w:color="auto"/>
+                </w:tcBorders>
+                <w:vAlign w:val="center"/>
+              </w:tcPr>
+              <w:p>
+                <w:pPr>
+                  <w:ind w:right="-141"/>
+                  <w:jc w:val="center"/>
+                  <w:rPr>
+                    <w:b w:val="0"/>
+                    <w:sz w:val="20"/>
+                    <w:szCs w:val="20"/>
+                    <w:lang w:val="uk-UA" w:eastAsia="ru-RU"/>
+                  </w:rPr>
+                </w:pPr>
+                <w:r>
+                  <w:rPr>
+                    <w:sz w:val="20"/>
+                    <w:szCs w:val="20"/>
+                    <w:lang w:val="uk-UA" w:eastAsia="ru-RU"/>
+                  </w:rPr>
+                  <w:t>Н</w:t>
+                </w:r>
+                <w:r>
+                  <w:rPr>
+                    <w:sz w:val="20"/>
+                    <w:szCs w:val="20"/>
+                    <w:lang w:val="uk-UA" w:eastAsia="ru-RU"/>
+                  </w:rPr>
+                  <w:t xml:space="preserve">айменування </w:t>
+                </w:r>
+                <w:r>
+                  <w:rPr>
+                    <w:sz w:val="20"/>
+                    <w:szCs w:val="20"/>
+                    <w:lang w:val="uk-UA" w:eastAsia="ru-RU"/>
+                  </w:rPr>
+                  <w:t>заходу</w:t>
+                </w:r>
+              </w:p>
+            </w:tc>
+            <w:tc>
+              <w:tcPr>
+                <w:tcW w:w="4962" w:type="dxa"/>
+                <w:tcBorders>
+                  <w:top w:val="single" w:sz="4" w:space="0" w:color="auto"/>
+                  <w:left w:val="single" w:sz="4" w:space="0" w:color="auto"/>
+                  <w:bottom w:val="single" w:sz="4" w:space="0" w:color="auto"/>
+                  <w:right w:val="single" w:sz="4" w:space="0" w:color="auto"/>
+                </w:tcBorders>
+                <w:vAlign w:val="center"/>
+                <w:hideMark/>
+              </w:tcPr>
+              <w:p>
+                <w:pPr>
+                  <w:overflowPunct w:val="0"/>
+                  <w:autoSpaceDN w:val="0"/>
+                  <w:adjustRightInd w:val="0"/>
+                  <w:ind w:right="38"/>
+                  <w:jc w:val="center"/>
+                  <w:textAlignment w:val="baseline"/>
+                  <w:rPr>
+                    <w:rFonts w:ascii="Verdana" w:hAnsi="Verdana" w:cs="Times New Roman CYR"/>
+                    <w:sz w:val="20"/>
+                    <w:szCs w:val="20"/>
+                  </w:rPr>
+                </w:pPr>
+                <w:r>
+                  <w:rPr>
+                    <w:rFonts w:ascii="Times New Roman CYR" w:hAnsi="Times New Roman CYR" w:cs="Times New Roman CYR"/>
+                    <w:sz w:val="20"/>
+                    <w:szCs w:val="20"/>
+                    <w:lang w:val="uk-UA" w:eastAsia="ru-RU"/>
+                  </w:rPr>
+                  <w:t xml:space="preserve">Назва та </w:t>
+                </w:r>
+                <w:r>
+                  <w:rPr>
+                    <w:rFonts w:ascii="Times New Roman CYR" w:hAnsi="Times New Roman CYR" w:cs="Times New Roman CYR"/>
+                    <w:sz w:val="20"/>
+                    <w:szCs w:val="20"/>
+                    <w:lang w:val="uk-UA" w:eastAsia="ru-RU"/>
+                  </w:rPr>
+                  <w:t xml:space="preserve">адреса приміщення (закладу) </w:t>
+                </w:r>
+                <w:r>
+                  <w:rPr>
+                    <w:rFonts w:ascii="Times New Roman CYR" w:hAnsi="Times New Roman CYR" w:cs="Times New Roman CYR"/>
+                    <w:sz w:val="20"/>
+                    <w:szCs w:val="20"/>
+                    <w:lang w:val="uk-UA" w:eastAsia="ru-RU"/>
+                  </w:rPr>
+                  <w:t xml:space="preserve">де відбудеться </w:t>
+                </w:r>
+                <w:r>
+                  <w:rPr>
+                    <w:rFonts w:ascii="Times New Roman CYR" w:hAnsi="Times New Roman CYR" w:cs="Times New Roman CYR"/>
+                    <w:b w:val="0"/>
+                    <w:sz w:val="20"/>
+                    <w:szCs w:val="20"/>
+                    <w:lang w:val="uk-UA" w:eastAsia="ru-RU"/>
+                  </w:rPr>
+                  <w:t>(</w:t>
+                </w:r>
+                <w:r>
+                  <w:rPr>
+                    <w:rFonts w:ascii="Times New Roman CYR" w:hAnsi="Times New Roman CYR" w:cs="Times New Roman CYR"/>
+                    <w:b w:val="0"/>
+                    <w:i/>
+                    <w:sz w:val="20"/>
+                    <w:szCs w:val="20"/>
+                    <w:lang w:val="uk-UA" w:eastAsia="ru-RU"/>
+                  </w:rPr>
+                  <w:t>назва області, міста (селища або села), вулиця, № будинку   тощо на території України</w:t>
+                </w:r>
+                <w:r>
+                  <w:rPr>
+                    <w:rFonts w:ascii="Times New Roman CYR" w:hAnsi="Times New Roman CYR" w:cs="Times New Roman CYR"/>
+                    <w:b w:val="0"/>
+                    <w:sz w:val="20"/>
+                    <w:szCs w:val="20"/>
+                    <w:lang w:val="uk-UA" w:eastAsia="ru-RU"/>
+                  </w:rPr>
+                  <w:t>)</w:t>
+                </w:r>
+              </w:p>
+            </w:tc>
+            <w:tc>
+              <w:tcPr>
+                <w:tcW w:w="2268" w:type="dxa"/>
+                <w:tcBorders>
+                  <w:top w:val="single" w:sz="4" w:space="0" w:color="auto"/>
+                  <w:left w:val="single" w:sz="4" w:space="0" w:color="auto"/>
+                  <w:bottom w:val="single" w:sz="4" w:space="0" w:color="auto"/>
+                  <w:right w:val="single" w:sz="4" w:space="0" w:color="auto"/>
+                </w:tcBorders>
+                <w:vAlign w:val="center"/>
+                <w:hideMark/>
+              </w:tcPr>
+              <w:p>
+                <w:pPr>
+                  <w:pStyle w:val="a5"/>
+                  <w:ind w:right="-141"/>
+                  <w:jc w:val="center"/>
+                  <w:rPr>
+                    <w:rFonts w:ascii="Verdana" w:hAnsi="Verdana" w:cs="Times New Roman CYR"/>
+                    <w:b/>
+                    <w:sz w:val="20"/>
+                    <w:szCs w:val="20"/>
+                  </w:rPr>
+                </w:pPr>
+                <w:r>
+                  <w:rPr>
+                    <w:rFonts w:ascii="Times New Roman CYR" w:hAnsi="Times New Roman CYR" w:cs="Times New Roman CYR"/>
+                    <w:b/>
+                    <w:sz w:val="20"/>
+                    <w:szCs w:val="20"/>
+                  </w:rPr>
+                  <w:t>Деталі заходу</w:t>
+                </w:r>
+              </w:p>
+            </w:tc>
+          </w:tr>
+        </w:tbl>
+        <w:p>
+          <w:pPr>
+            <w:pStyle w:val="a5"/>
+            <w:ind w:right="-1"/>
+            <w:rPr>
+              <w:sz w:val="20"/>
+              <w:szCs w:val="20"/>
+            </w:rPr>
+          </w:pPr>
+        </w:p>
+      </w:sdtContent>
+    </w:sdt>
     <w:p>
       <w:pPr>
         <w:pStyle w:val="a5"/>
@@ -1451,290 +1781,8 @@
           <w:szCs w:val="20"/>
         </w:rPr>
       </w:pPr>
-      <w:r>
-        <w:rPr>
-          <w:sz w:val="20"/>
-          <w:szCs w:val="20"/>
-          <w:highlight w:val="yellow"/>
-        </w:rPr>
-        <w:t>__________________________</w:t>
-      </w:r>
-      <w:r>
-        <w:rPr>
-          <w:sz w:val="20"/>
-          <w:szCs w:val="20"/>
-          <w:highlight w:val="yellow"/>
-        </w:rPr>
-        <w:t>(далі – гастрольний захід)</w:t>
-      </w:r>
-      <w:r>
-        <w:rPr>
-          <w:sz w:val="20"/>
-          <w:szCs w:val="20"/>
-          <w:highlight w:val="yellow"/>
-        </w:rPr>
-        <w:t>,</w:t>
-      </w:r>
-      <w:r>
-        <w:rPr>
-          <w:sz w:val="20"/>
-          <w:szCs w:val="20"/>
-          <w:highlight w:val="yellow"/>
-        </w:rPr>
-        <w:t xml:space="preserve"> </w:t>
-      </w:r>
-      <w:r>
-        <w:rPr>
-          <w:sz w:val="20"/>
-          <w:szCs w:val="20"/>
-          <w:highlight w:val="yellow"/>
-        </w:rPr>
-        <w:t xml:space="preserve">який відбудеться </w:t>
-      </w:r>
-      <w:r>
-        <w:rPr>
-          <w:b/>
-          <w:sz w:val="20"/>
-          <w:szCs w:val="20"/>
-          <w:highlight w:val="yellow"/>
-        </w:rPr>
-        <w:t>«___» ______________ 20___</w:t>
-      </w:r>
-      <w:r>
-        <w:rPr>
-          <w:b/>
-          <w:sz w:val="20"/>
-          <w:szCs w:val="20"/>
-          <w:highlight w:val="yellow"/>
-        </w:rPr>
-        <w:t xml:space="preserve"> </w:t>
-      </w:r>
-      <w:r>
-        <w:rPr>
-          <w:b/>
-          <w:sz w:val="20"/>
-          <w:szCs w:val="20"/>
-          <w:highlight w:val="yellow"/>
-        </w:rPr>
-        <w:t>р</w:t>
-      </w:r>
-      <w:r>
-        <w:rPr>
-          <w:b/>
-          <w:sz w:val="20"/>
-          <w:szCs w:val="20"/>
-          <w:highlight w:val="yellow"/>
-        </w:rPr>
-        <w:t>.</w:t>
-      </w:r>
-      <w:r>
-        <w:rPr>
-          <w:sz w:val="20"/>
-          <w:szCs w:val="20"/>
-          <w:highlight w:val="yellow"/>
-        </w:rPr>
-        <w:t xml:space="preserve">, початок </w:t>
-      </w:r>
-      <w:r>
-        <w:rPr>
-          <w:sz w:val="20"/>
-          <w:szCs w:val="20"/>
-          <w:highlight w:val="yellow"/>
-        </w:rPr>
-        <w:t xml:space="preserve"> о</w:t>
-      </w:r>
-      <w:r>
-        <w:rPr>
-          <w:sz w:val="20"/>
-          <w:szCs w:val="20"/>
-          <w:highlight w:val="yellow"/>
-        </w:rPr>
-        <w:t xml:space="preserve"> ___</w:t>
-      </w:r>
-      <w:r>
-        <w:rPr>
-          <w:sz w:val="20"/>
-          <w:szCs w:val="20"/>
-          <w:highlight w:val="yellow"/>
-        </w:rPr>
-        <w:t xml:space="preserve"> </w:t>
-      </w:r>
-      <w:r>
-        <w:rPr>
-          <w:sz w:val="20"/>
-          <w:szCs w:val="20"/>
-          <w:highlight w:val="yellow"/>
-        </w:rPr>
-        <w:t xml:space="preserve">год. </w:t>
-      </w:r>
-      <w:r>
-        <w:rPr>
-          <w:sz w:val="20"/>
-          <w:szCs w:val="20"/>
-          <w:highlight w:val="yellow"/>
-        </w:rPr>
-        <w:t xml:space="preserve">____ хв., закінчення о ____ год. ____ хв.. </w:t>
-      </w:r>
-      <w:r>
-        <w:rPr>
-          <w:sz w:val="20"/>
-          <w:szCs w:val="20"/>
-          <w:highlight w:val="yellow"/>
-        </w:rPr>
-        <w:t xml:space="preserve">у </w:t>
-      </w:r>
-      <w:r>
-        <w:rPr>
-          <w:b/>
-          <w:sz w:val="20"/>
-          <w:szCs w:val="20"/>
-          <w:highlight w:val="yellow"/>
-        </w:rPr>
-        <w:t>___________________________________________________</w:t>
-      </w:r>
-      <w:r>
-        <w:rPr>
-          <w:sz w:val="20"/>
-          <w:szCs w:val="20"/>
-          <w:highlight w:val="yellow"/>
-        </w:rPr>
-        <w:t>, що знаходиться за адресою</w:t>
-      </w:r>
-      <w:r>
-        <w:rPr>
-          <w:sz w:val="20"/>
-          <w:szCs w:val="20"/>
-          <w:highlight w:val="yellow"/>
-        </w:rPr>
-        <w:t>:</w:t>
-      </w:r>
-      <w:r>
-        <w:rPr>
-          <w:sz w:val="20"/>
-          <w:szCs w:val="20"/>
-          <w:highlight w:val="yellow"/>
-        </w:rPr>
-        <w:t xml:space="preserve"> </w:t>
-      </w:r>
-      <w:r>
-        <w:rPr>
-          <w:sz w:val="20"/>
-          <w:szCs w:val="20"/>
-          <w:highlight w:val="yellow"/>
-        </w:rPr>
-        <w:t>Україна,</w:t>
-      </w:r>
-      <w:r>
-        <w:rPr>
-          <w:sz w:val="20"/>
-          <w:szCs w:val="20"/>
-          <w:highlight w:val="yellow"/>
-        </w:rPr>
-        <w:t xml:space="preserve"> </w:t>
-      </w:r>
-      <w:r>
-        <w:rPr>
-          <w:sz w:val="20"/>
-          <w:szCs w:val="20"/>
-          <w:highlight w:val="yellow"/>
-        </w:rPr>
-        <w:t>__________________________________________</w:t>
-      </w:r>
-      <w:r>
-        <w:rPr>
-          <w:sz w:val="20"/>
-          <w:szCs w:val="20"/>
-          <w:highlight w:val="yellow"/>
-        </w:rPr>
-        <w:t xml:space="preserve">, що має </w:t>
-      </w:r>
-      <w:r>
-        <w:rPr>
-          <w:sz w:val="20"/>
-          <w:szCs w:val="20"/>
-          <w:highlight w:val="yellow"/>
-        </w:rPr>
-        <w:t>_____________</w:t>
-      </w:r>
-      <w:r>
-        <w:rPr>
-          <w:sz w:val="20"/>
-          <w:szCs w:val="20"/>
-          <w:highlight w:val="yellow"/>
-        </w:rPr>
-        <w:t xml:space="preserve"> </w:t>
-      </w:r>
-      <w:r>
-        <w:rPr>
-          <w:sz w:val="20"/>
-          <w:szCs w:val="20"/>
-          <w:highlight w:val="yellow"/>
-        </w:rPr>
-        <w:t>посадков</w:t>
-      </w:r>
-      <w:r>
-        <w:rPr>
-          <w:sz w:val="20"/>
-          <w:szCs w:val="20"/>
-          <w:highlight w:val="yellow"/>
-        </w:rPr>
-        <w:t xml:space="preserve">их місць, мінімальна ціна квитка </w:t>
-      </w:r>
-      <w:r>
-        <w:rPr>
-          <w:sz w:val="20"/>
-          <w:szCs w:val="20"/>
-          <w:highlight w:val="yellow"/>
-        </w:rPr>
-        <w:t>_____________</w:t>
-      </w:r>
-      <w:r>
-        <w:rPr>
-          <w:sz w:val="20"/>
-          <w:szCs w:val="20"/>
-          <w:highlight w:val="yellow"/>
-        </w:rPr>
-        <w:t xml:space="preserve"> </w:t>
-      </w:r>
-      <w:r>
-        <w:rPr>
-          <w:sz w:val="20"/>
-          <w:szCs w:val="20"/>
-          <w:highlight w:val="yellow"/>
-        </w:rPr>
-        <w:t xml:space="preserve">грн., максимальна ціна квитка </w:t>
-      </w:r>
-      <w:r>
-        <w:rPr>
-          <w:sz w:val="20"/>
-          <w:szCs w:val="20"/>
-          <w:highlight w:val="yellow"/>
-        </w:rPr>
-        <w:t>___________</w:t>
-      </w:r>
-      <w:r>
-        <w:rPr>
-          <w:sz w:val="20"/>
-          <w:szCs w:val="20"/>
-          <w:highlight w:val="yellow"/>
-        </w:rPr>
-        <w:t xml:space="preserve"> </w:t>
-      </w:r>
-      <w:r>
-        <w:rPr>
-          <w:sz w:val="20"/>
-          <w:szCs w:val="20"/>
-          <w:highlight w:val="yellow"/>
-        </w:rPr>
-        <w:t>грн.,</w:t>
-      </w:r>
-      <w:r>
-        <w:rPr>
-          <w:sz w:val="20"/>
-          <w:szCs w:val="20"/>
-        </w:rPr>
-        <w:t xml:space="preserve"> </w:t>
-      </w:r>
+      <w:bookmarkStart w:id="2" w:name="_GoBack"/>
+      <w:bookmarkEnd w:id="2"/>
     </w:p>
     <w:p>
       <w:pPr>
@@ -1745,16 +1793,6 @@
           <w:szCs w:val="20"/>
         </w:rPr>
       </w:pPr>
-    </w:p>
-    <w:p>
-      <w:pPr>
-        <w:pStyle w:val="a5"/>
-        <w:ind w:right="-1"/>
-        <w:rPr>
-          <w:sz w:val="20"/>
-          <w:szCs w:val="20"/>
-        </w:rPr>
-      </w:pPr>
       <w:r>
         <w:rPr>
           <w:sz w:val="20"/>
@@ -1805,6 +1843,7 @@
           <w:sz w:val="20"/>
           <w:szCs w:val="20"/>
         </w:rPr>
+        <w:lastRenderedPageBreak/>
         <w:t>2.2. Користувач не має права передавати третім особам отримане за д</w:t>
       </w:r>
       <w:r>
@@ -1864,7 +1903,6 @@
           <w:sz w:val="20"/>
           <w:szCs w:val="20"/>
         </w:rPr>
-        <w:lastRenderedPageBreak/>
         <w:t>2.3. Л</w:t>
       </w:r>
       <w:r>
@@ -1964,7 +2002,7 @@
         </w:rPr>
         <w:t xml:space="preserve">2.4. Сума авторської винагороди (роялті) визначена Сторонами, становить: </w:t>
       </w:r>
-      <w:bookmarkStart w:id="2" w:name="_Hlk3207123"/>
+      <w:bookmarkStart w:id="3" w:name="_Hlk3207123"/>
       <w:sdt>
         <w:sdtPr>
           <w:rPr>
@@ -1982,6 +2020,7 @@
           <w15:appearance w15:val="tags"/>
           <w:text/>
         </w:sdtPr>
+        <w:sdtEndPr/>
         <w:sdtContent>
           <w:r>
             <w:rPr>
@@ -2017,6 +2056,7 @@
           <w15:appearance w15:val="tags"/>
           <w:text/>
         </w:sdtPr>
+        <w:sdtEndPr/>
         <w:sdtContent>
           <w:r>
             <w:rPr>
@@ -2026,7 +2066,7 @@
           </w:r>
         </w:sdtContent>
       </w:sdt>
-      <w:bookmarkEnd w:id="2"/>
+      <w:bookmarkEnd w:id="3"/>
       <w:r>
         <w:rPr>
           <w:sz w:val="20"/>
@@ -2041,8 +2081,9 @@
           <w:bCs/>
           <w:sz w:val="20"/>
           <w:szCs w:val="20"/>
-        </w:rPr>
-        <w:t>відсотків</w:t>
+          <w:lang w:val="ru-RU"/>
+        </w:rPr>
+        <w:t>%</w:t>
       </w:r>
       <w:r>
         <w:rPr>
@@ -2051,7 +2092,7 @@
         </w:rPr>
         <w:t xml:space="preserve"> від суми валового збору від продажу квитків, але не менше ніж </w:t>
       </w:r>
-      <w:bookmarkStart w:id="3" w:name="_Hlk3207175"/>
+      <w:bookmarkStart w:id="4" w:name="_Hlk3207175"/>
       <w:sdt>
         <w:sdtPr>
           <w:rPr>
@@ -2071,6 +2112,7 @@
           <w15:appearance w15:val="tags"/>
           <w:text/>
         </w:sdtPr>
+        <w:sdtEndPr/>
         <w:sdtContent>
           <w:r>
             <w:rPr>
@@ -2088,7 +2130,16 @@
           <w:szCs w:val="20"/>
           <w:lang w:val="ru-RU"/>
         </w:rPr>
-        <w:t xml:space="preserve"> (</w:t>
+        <w:t xml:space="preserve"> </w:t>
+      </w:r>
+      <w:r>
+        <w:rPr>
+          <w:bCs/>
+          <w:sz w:val="20"/>
+          <w:szCs w:val="20"/>
+          <w:lang w:val="ru-RU"/>
+        </w:rPr>
+        <w:t>(</w:t>
       </w:r>
       <w:sdt>
         <w:sdtPr>
@@ -2108,6 +2159,7 @@
           <w15:appearance w15:val="tags"/>
           <w:text/>
         </w:sdtPr>
+        <w:sdtEndPr/>
         <w:sdtContent>
           <w:r>
             <w:rPr>
@@ -2119,13 +2171,22 @@
       </w:sdt>
       <w:r>
         <w:rPr>
+          <w:bCs/>
+          <w:sz w:val="20"/>
+          <w:szCs w:val="20"/>
+          <w:lang w:val="ru-RU"/>
+        </w:rPr>
+        <w:t xml:space="preserve">) </w:t>
+      </w:r>
+      <w:r>
+        <w:rPr>
           <w:b/>
           <w:bCs/>
           <w:sz w:val="20"/>
           <w:szCs w:val="20"/>
           <w:lang w:val="ru-RU"/>
         </w:rPr>
-        <w:t xml:space="preserve">) грн. </w:t>
+        <w:t xml:space="preserve">грн. </w:t>
       </w:r>
       <w:sdt>
         <w:sdtPr>
@@ -2146,6 +2207,7 @@
           <w15:appearance w15:val="tags"/>
           <w:text/>
         </w:sdtPr>
+        <w:sdtEndPr/>
         <w:sdtContent>
           <w:r>
             <w:rPr>
@@ -2165,7 +2227,7 @@
         </w:rPr>
         <w:t xml:space="preserve"> коп.</w:t>
       </w:r>
-      <w:bookmarkEnd w:id="3"/>
+      <w:bookmarkEnd w:id="4"/>
     </w:p>
     <w:p>
       <w:pPr>
@@ -2966,18 +3028,7 @@
         </w:rPr>
         <w:t>пені не звільняє Користувача від обов'язку сплати авторської винагороди (роялті).</w:t>
       </w:r>
-      <w:r>
-        <w:fldChar w:fldCharType="begin"/>
-      </w:r>
-      <w:r>
-        <w:instrText xml:space="preserve"> HYPERLINK "http://www.uacrr.kiev.ua/" </w:instrText>
-      </w:r>
-      <w:r>
-        <w:fldChar w:fldCharType="separate"/>
-      </w:r>
-      <w:r>
-        <w:fldChar w:fldCharType="end"/>
-      </w:r>
+      <w:hyperlink r:id="rId10" w:history="1"/>
     </w:p>
     <w:p>
       <w:pPr>
@@ -3581,18 +3632,7 @@
         </w:rPr>
         <w:t xml:space="preserve">оговору, останній самостійно несе встановлену діючим законодавством відповідальність за їх порушення. </w:t>
       </w:r>
-      <w:r>
-        <w:fldChar w:fldCharType="begin"/>
-      </w:r>
-      <w:r>
-        <w:instrText xml:space="preserve"> HYPERLINK "http://www.uacrr.kiev.ua/" </w:instrText>
-      </w:r>
-      <w:r>
-        <w:fldChar w:fldCharType="separate"/>
-      </w:r>
-      <w:r>
-        <w:fldChar w:fldCharType="end"/>
-      </w:r>
+      <w:hyperlink r:id="rId11" w:history="1"/>
     </w:p>
     <w:p>
       <w:pPr>
@@ -3731,6 +3771,7 @@
           <w:sz w:val="20"/>
           <w:szCs w:val="20"/>
         </w:rPr>
+        <w:lastRenderedPageBreak/>
         <w:t xml:space="preserve">4.3. У разі неможливості вирішення зазначених спорів шляхом переговорів </w:t>
       </w:r>
       <w:r>
@@ -3803,7 +3844,6 @@
           <w:sz w:val="20"/>
           <w:szCs w:val="20"/>
         </w:rPr>
-        <w:lastRenderedPageBreak/>
         <w:t>5. Контроль і конфіденційність</w:t>
       </w:r>
     </w:p>
@@ -4882,7 +4922,15 @@
           <w:sz w:val="20"/>
           <w:szCs w:val="20"/>
         </w:rPr>
-        <w:t>дків недійсності або порушення Договору, регламентуються цим Д</w:t>
+        <w:t xml:space="preserve">дків недійсності або </w:t>
+      </w:r>
+      <w:r>
+        <w:rPr>
+          <w:sz w:val="20"/>
+          <w:szCs w:val="20"/>
+        </w:rPr>
+        <w:lastRenderedPageBreak/>
+        <w:t>порушення Договору, регламентуються цим Д</w:t>
       </w:r>
       <w:r>
         <w:rPr>
@@ -4906,7 +4954,6 @@
           <w:sz w:val="20"/>
           <w:szCs w:val="20"/>
         </w:rPr>
-        <w:lastRenderedPageBreak/>
         <w:t xml:space="preserve">9.2. </w:t>
       </w:r>
       <w:r>
@@ -5025,7 +5072,7 @@
           <w:lang w:val="ru-RU"/>
         </w:rPr>
       </w:pPr>
-      <w:hyperlink r:id="rId10" w:history="1"/>
+      <w:hyperlink r:id="rId12" w:history="1"/>
       <w:r>
         <w:rPr>
           <w:sz w:val="20"/>
@@ -5898,7 +5945,7 @@
                 <w:lang w:val="uk-UA"/>
               </w:rPr>
             </w:pPr>
-            <w:hyperlink r:id="rId11" w:history="1">
+            <w:hyperlink r:id="rId13" w:history="1">
               <w:r>
                 <w:rPr>
                   <w:rStyle w:val="a3"/>
@@ -6062,8 +6109,8 @@
               <w:sdtPr>
                 <w:rPr>
                   <w:b w:val="0"/>
-                  <w:sz w:val="16"/>
-                  <w:szCs w:val="16"/>
+                  <w:sz w:val="20"/>
+                  <w:szCs w:val="20"/>
                   <w:lang w:val="uk-UA"/>
                 </w:rPr>
                 <w:alias w:val="CstName"/>
@@ -6076,11 +6123,11 @@
                 <w15:appearance w15:val="tags"/>
                 <w:text/>
               </w:sdtPr>
+              <w:sdtEndPr/>
               <w:sdtContent>
                 <w:r>
                   <w:rPr>
-                    <w:sz w:val="20"/>
-                    <w:szCs w:val="20"/>
+                    <w:rStyle w:val="af0"/>
                   </w:rPr>
                   <w:t>Место для ввода текста.</w:t>
                 </w:r>
@@ -6128,6 +6175,7 @@
             <w:sdt>
               <w:sdtPr>
                 <w:rPr>
+                  <w:b w:val="0"/>
                   <w:bCs w:val="0"/>
                   <w:sz w:val="20"/>
                   <w:szCs w:val="20"/>
@@ -6143,6 +6191,7 @@
                 <w15:appearance w15:val="tags"/>
                 <w:text/>
               </w:sdtPr>
+              <w:sdtEndPr/>
               <w:sdtContent>
                 <w:r>
                   <w:rPr>
@@ -6174,6 +6223,7 @@
             <w:sdt>
               <w:sdtPr>
                 <w:rPr>
+                  <w:b w:val="0"/>
                   <w:bCs w:val="0"/>
                   <w:sz w:val="20"/>
                   <w:szCs w:val="20"/>
@@ -6189,6 +6239,7 @@
                 <w15:appearance w15:val="tags"/>
                 <w:text/>
               </w:sdtPr>
+              <w:sdtEndPr/>
               <w:sdtContent>
                 <w:r>
                   <w:rPr>
@@ -6220,6 +6271,7 @@
             <w:sdt>
               <w:sdtPr>
                 <w:rPr>
+                  <w:b w:val="0"/>
                   <w:sz w:val="20"/>
                   <w:szCs w:val="20"/>
                   <w:lang w:val="uk-UA"/>
@@ -6234,6 +6286,7 @@
                 <w15:appearance w15:val="tags"/>
                 <w:text/>
               </w:sdtPr>
+              <w:sdtEndPr/>
               <w:sdtContent>
                 <w:r>
                   <w:rPr>
@@ -6275,6 +6328,7 @@
             <w:sdt>
               <w:sdtPr>
                 <w:rPr>
+                  <w:b w:val="0"/>
                   <w:bCs w:val="0"/>
                   <w:sz w:val="20"/>
                   <w:szCs w:val="20"/>
@@ -6290,6 +6344,7 @@
                 <w15:appearance w15:val="tags"/>
                 <w:text/>
               </w:sdtPr>
+              <w:sdtEndPr/>
               <w:sdtContent>
                 <w:r>
                   <w:rPr>
@@ -6316,7 +6371,23 @@
                 <w:szCs w:val="20"/>
                 <w:lang w:val="uk-UA"/>
               </w:rPr>
-              <w:t>факс:_____________________________</w:t>
+              <w:t>факс:</w:t>
+            </w:r>
+            <w:r>
+              <w:rPr>
+                <w:sz w:val="20"/>
+                <w:szCs w:val="20"/>
+                <w:lang w:val="uk-UA"/>
+              </w:rPr>
+              <w:t xml:space="preserve"> </w:t>
+            </w:r>
+            <w:r>
+              <w:rPr>
+                <w:sz w:val="20"/>
+                <w:szCs w:val="20"/>
+                <w:lang w:val="uk-UA"/>
+              </w:rPr>
+              <w:t>_____________________________</w:t>
             </w:r>
           </w:p>
           <w:p>
@@ -6340,6 +6411,7 @@
             <w:sdt>
               <w:sdtPr>
                 <w:rPr>
+                  <w:b w:val="0"/>
                   <w:sz w:val="20"/>
                   <w:szCs w:val="20"/>
                   <w:lang w:val="uk-UA"/>
@@ -6354,6 +6426,7 @@
                 <w15:appearance w15:val="tags"/>
                 <w:text/>
               </w:sdtPr>
+              <w:sdtEndPr/>
               <w:sdtContent>
                 <w:r>
                   <w:rPr>
@@ -6380,11 +6453,28 @@
                 <w:szCs w:val="20"/>
                 <w:lang w:val="uk-UA"/>
               </w:rPr>
-              <w:t xml:space="preserve">Банк </w:t>
+              <w:t>Банк</w:t>
+            </w:r>
+            <w:r>
+              <w:rPr>
+                <w:sz w:val="20"/>
+                <w:szCs w:val="20"/>
+                <w:lang w:val="uk-UA"/>
+              </w:rPr>
+              <w:t>:</w:t>
+            </w:r>
+            <w:r>
+              <w:rPr>
+                <w:sz w:val="20"/>
+                <w:szCs w:val="20"/>
+                <w:lang w:val="uk-UA"/>
+              </w:rPr>
+              <w:t xml:space="preserve"> </w:t>
             </w:r>
             <w:sdt>
               <w:sdtPr>
                 <w:rPr>
+                  <w:b w:val="0"/>
                   <w:sz w:val="20"/>
                   <w:szCs w:val="20"/>
                   <w:lang w:val="uk-UA"/>
@@ -6399,6 +6489,7 @@
                 <w15:appearance w15:val="tags"/>
                 <w:text/>
               </w:sdtPr>
+              <w:sdtEndPr/>
               <w:sdtContent>
                 <w:r>
                   <w:rPr>
@@ -6430,6 +6521,7 @@
             <w:sdt>
               <w:sdtPr>
                 <w:rPr>
+                  <w:b w:val="0"/>
                   <w:sz w:val="20"/>
                   <w:szCs w:val="20"/>
                   <w:lang w:val="uk-UA"/>
@@ -6444,6 +6536,7 @@
                 <w15:appearance w15:val="tags"/>
                 <w:text/>
               </w:sdtPr>
+              <w:sdtEndPr/>
               <w:sdtContent>
                 <w:r>
                   <w:rPr>
@@ -6475,6 +6568,7 @@
             <w:sdt>
               <w:sdtPr>
                 <w:rPr>
+                  <w:b w:val="0"/>
                   <w:sz w:val="20"/>
                   <w:szCs w:val="20"/>
                   <w:lang w:val="uk-UA"/>
@@ -6489,6 +6583,7 @@
                 <w15:appearance w15:val="tags"/>
                 <w:text/>
               </w:sdtPr>
+              <w:sdtEndPr/>
               <w:sdtContent>
                 <w:r>
                   <w:rPr>
@@ -6520,24 +6615,28 @@
             <w:sdt>
               <w:sdtPr>
                 <w:rPr>
+                  <w:b w:val="0"/>
+                  <w:bCs w:val="0"/>
                   <w:sz w:val="20"/>
                   <w:szCs w:val="20"/>
                   <w:lang w:val="uk-UA"/>
                 </w:rPr>
-                <w:alias w:val="CstAcc"/>
-                <w:tag w:val="CstAcc"/>
-                <w:id w:val="1575388416"/>
+                <w:alias w:val="CstRegNumber"/>
+                <w:tag w:val="CstRegNumber"/>
+                <w:id w:val="-1794891208"/>
                 <w:placeholder>
-                  <w:docPart w:val="883C919E2C4D482698FBC3AFF1729C8F"/>
+                  <w:docPart w:val="08B1E1CEF365434B8FBD7A352D1751C2"/>
                 </w:placeholder>
                 <w:showingPlcHdr/>
                 <w15:appearance w15:val="tags"/>
                 <w:text/>
               </w:sdtPr>
+              <w:sdtEndPr/>
               <w:sdtContent>
                 <w:r>
                   <w:rPr>
                     <w:rStyle w:val="af0"/>
+                    <w:lang w:val="uk-UA"/>
                   </w:rPr>
                   <w:t>Место для ввода текста.</w:t>
                 </w:r>
@@ -6545,33 +6644,55 @@
             </w:sdt>
             <w:r>
               <w:rPr>
-                <w:sz w:val="20"/>
-                <w:szCs w:val="20"/>
+                <w:b w:val="0"/>
+                <w:sz w:val="18"/>
+                <w:szCs w:val="18"/>
                 <w:lang w:val="uk-UA"/>
               </w:rPr>
-              <w:t xml:space="preserve"> від </w:t>
+              <w:t xml:space="preserve"> </w:t>
+            </w:r>
+            <w:r>
+              <w:rPr>
+                <w:b w:val="0"/>
+                <w:sz w:val="20"/>
+                <w:szCs w:val="20"/>
+                <w:lang w:val="uk-UA"/>
+              </w:rPr>
+              <w:t>від</w:t>
+            </w:r>
+            <w:r>
+              <w:rPr>
+                <w:b w:val="0"/>
+                <w:sz w:val="18"/>
+                <w:szCs w:val="18"/>
+                <w:lang w:val="uk-UA"/>
+              </w:rPr>
+              <w:t xml:space="preserve"> </w:t>
             </w:r>
             <w:sdt>
               <w:sdtPr>
                 <w:rPr>
+                  <w:b w:val="0"/>
                   <w:sz w:val="20"/>
                   <w:szCs w:val="20"/>
                   <w:lang w:val="uk-UA"/>
                 </w:rPr>
-                <w:alias w:val="CstAcc"/>
-                <w:tag w:val="CstAcc"/>
-                <w:id w:val="1488436807"/>
+                <w:alias w:val="CstRegData"/>
+                <w:tag w:val="CstRegData"/>
+                <w:id w:val="1267500302"/>
                 <w:placeholder>
-                  <w:docPart w:val="313BDA95912B4FC281A5FA1C51D638F7"/>
+                  <w:docPart w:val="08B1E1CEF365434B8FBD7A352D1751C2"/>
                 </w:placeholder>
                 <w:showingPlcHdr/>
                 <w15:appearance w15:val="tags"/>
                 <w:text/>
               </w:sdtPr>
+              <w:sdtEndPr/>
               <w:sdtContent>
                 <w:r>
                   <w:rPr>
                     <w:rStyle w:val="af0"/>
+                    <w:lang w:val="uk-UA"/>
                   </w:rPr>
                   <w:t>Место для ввода текста.</w:t>
                 </w:r>
@@ -6583,8 +6704,71 @@
                 <w:szCs w:val="20"/>
                 <w:lang w:val="uk-UA"/>
               </w:rPr>
-              <w:t xml:space="preserve"> р.</w:t>
+              <w:t xml:space="preserve"> </w:t>
             </w:r>
+            <w:r>
+              <w:rPr>
+                <w:b w:val="0"/>
+                <w:sz w:val="20"/>
+                <w:szCs w:val="20"/>
+                <w:lang w:val="uk-UA"/>
+              </w:rPr>
+              <w:t>р.</w:t>
+            </w:r>
+          </w:p>
+          <w:p>
+            <w:pPr>
+              <w:ind w:right="-108"/>
+              <w:rPr>
+                <w:bCs w:val="0"/>
+                <w:sz w:val="20"/>
+                <w:szCs w:val="20"/>
+              </w:rPr>
+            </w:pPr>
+            <w:r>
+              <w:rPr>
+                <w:sz w:val="20"/>
+                <w:szCs w:val="20"/>
+                <w:lang w:val="uk-UA"/>
+              </w:rPr>
+              <w:t>Є платником</w:t>
+            </w:r>
+            <w:r>
+              <w:rPr>
+                <w:sz w:val="20"/>
+                <w:szCs w:val="20"/>
+              </w:rPr>
+              <w:t xml:space="preserve"> </w:t>
+            </w:r>
+            <w:sdt>
+              <w:sdtPr>
+                <w:rPr>
+                  <w:b w:val="0"/>
+                  <w:sz w:val="20"/>
+                  <w:szCs w:val="20"/>
+                  <w:lang w:val="uk-UA"/>
+                </w:rPr>
+                <w:alias w:val="CstVATType"/>
+                <w:tag w:val="CstVATType"/>
+                <w:id w:val="25303977"/>
+                <w:placeholder>
+                  <w:docPart w:val="A3CBF0EFBF184A7A8E6DCD745ACE7EAA"/>
+                </w:placeholder>
+                <w:showingPlcHdr/>
+                <w15:appearance w15:val="tags"/>
+                <w:text/>
+              </w:sdtPr>
+              <w:sdtEndPr/>
+              <w:sdtContent>
+                <w:r>
+                  <w:rPr>
+                    <w:rStyle w:val="af0"/>
+                    <w:lang w:val="uk-UA"/>
+                  </w:rPr>
+                  <w:t>Место для ввода текста.</w:t>
+                </w:r>
+              </w:sdtContent>
+            </w:sdt>
           </w:p>
           <w:p>
             <w:pPr>
@@ -6607,6 +6791,7 @@
             <w:sdt>
               <w:sdtPr>
                 <w:rPr>
+                  <w:b w:val="0"/>
                   <w:sz w:val="20"/>
                   <w:szCs w:val="20"/>
                   <w:lang w:val="uk-UA"/>
@@ -6621,62 +6806,11 @@
                 <w15:appearance w15:val="tags"/>
                 <w:text/>
               </w:sdtPr>
+              <w:sdtEndPr/>
               <w:sdtContent>
                 <w:r>
                   <w:rPr>
                     <w:rStyle w:val="af0"/>
-                  </w:rPr>
-                  <w:t>Место для ввода текста.</w:t>
-                </w:r>
-              </w:sdtContent>
-            </w:sdt>
-          </w:p>
-          <w:p>
-            <w:pPr>
-              <w:ind w:right="-108"/>
-              <w:rPr>
-                <w:bCs w:val="0"/>
-                <w:sz w:val="20"/>
-                <w:szCs w:val="20"/>
-              </w:rPr>
-            </w:pPr>
-            <w:r>
-              <w:rPr>
-                <w:sz w:val="20"/>
-                <w:szCs w:val="20"/>
-                <w:lang w:val="uk-UA"/>
-              </w:rPr>
-              <w:t>Є платником</w:t>
-            </w:r>
-            <w:r>
-              <w:rPr>
-                <w:sz w:val="20"/>
-                <w:szCs w:val="20"/>
-              </w:rPr>
-              <w:t xml:space="preserve"> </w:t>
-            </w:r>
-            <w:sdt>
-              <w:sdtPr>
-                <w:rPr>
-                  <w:sz w:val="20"/>
-                  <w:szCs w:val="20"/>
-                  <w:lang w:val="uk-UA"/>
-                </w:rPr>
-                <w:alias w:val="CstVATType"/>
-                <w:tag w:val="CstVATType"/>
-                <w:id w:val="25303977"/>
-                <w:placeholder>
-                  <w:docPart w:val="FA5D53F4BEFF42CDAE52BD809BFF3661"/>
-                </w:placeholder>
-                <w:showingPlcHdr/>
-                <w15:appearance w15:val="tags"/>
-                <w:text/>
-              </w:sdtPr>
-              <w:sdtContent>
-                <w:r>
-                  <w:rPr>
-                    <w:rStyle w:val="af0"/>
-                    <w:lang w:val="uk-UA"/>
                   </w:rPr>
                   <w:t>Место для ввода текста.</w:t>
                 </w:r>
@@ -6885,8 +7019,8 @@
                   <w:pPr>
                     <w:rPr>
                       <w:color w:val="000000"/>
-                      <w:sz w:val="16"/>
-                      <w:szCs w:val="16"/>
+                      <w:sz w:val="18"/>
+                      <w:szCs w:val="18"/>
                     </w:rPr>
                   </w:pPr>
                   <w:r>
@@ -6908,12 +7042,11 @@
                   <w:sdt>
                     <w:sdtPr>
                       <w:rPr>
-                        <w:b w:val="0"/>
-                        <w:sz w:val="18"/>
-                        <w:szCs w:val="18"/>
+                        <w:sz w:val="20"/>
+                        <w:szCs w:val="20"/>
                       </w:rPr>
-                      <w:alias w:val="CstPerson"/>
-                      <w:tag w:val="CstPerson"/>
+                      <w:alias w:val="CstPerson1"/>
+                      <w:tag w:val="CstPerson1"/>
                       <w:id w:val="433098122"/>
                       <w:placeholder>
                         <w:docPart w:val="847C6B0C56FC4E82A472C26F749BD030"/>
@@ -6922,6 +7055,7 @@
                       <w15:appearance w15:val="tags"/>
                       <w:text/>
                     </w:sdtPr>
+                    <w:sdtEndPr/>
                     <w:sdtContent>
                       <w:r>
                         <w:rPr>
@@ -6940,15 +7074,6 @@
                     <w:t xml:space="preserve"> /</w:t>
                   </w:r>
                 </w:p>
-                <w:p>
-                  <w:pPr>
-                    <w:rPr>
-                      <w:color w:val="000000"/>
-                      <w:sz w:val="18"/>
-                      <w:szCs w:val="18"/>
-                    </w:rPr>
-                  </w:pPr>
-                </w:p>
               </w:tc>
             </w:tr>
           </w:tbl>
@@ -7002,6 +7127,7 @@
                 <w:szCs w:val="18"/>
                 <w:lang w:val="uk-UA"/>
               </w:rPr>
+              <w:lastRenderedPageBreak/>
               <w:t>Супроводження Д</w:t>
             </w:r>
             <w:r>
@@ -7311,6 +7437,7 @@
                 <w15:appearance w15:val="tags"/>
                 <w:text/>
               </w:sdtPr>
+              <w:sdtEndPr/>
               <w:sdtContent>
                 <w:r>
                   <w:rPr>
@@ -7339,7 +7466,6 @@
                 <w:szCs w:val="16"/>
                 <w:lang w:val="uk-UA" w:eastAsia="en-US"/>
               </w:rPr>
-              <w:lastRenderedPageBreak/>
               <w:t>тел</w:t>
             </w:r>
             <w:proofErr w:type="spellEnd"/>
@@ -7384,6 +7510,7 @@
                 <w15:appearance w15:val="tags"/>
                 <w:text/>
               </w:sdtPr>
+              <w:sdtEndPr/>
               <w:sdtContent>
                 <w:r>
                   <w:rPr>
@@ -7393,8 +7520,6 @@
                 </w:r>
               </w:sdtContent>
             </w:sdt>
-            <w:bookmarkStart w:id="4" w:name="_GoBack"/>
-            <w:bookmarkEnd w:id="4"/>
           </w:p>
         </w:tc>
       </w:tr>
@@ -14513,8 +14638,8 @@
       </w:pPr>
     </w:p>
     <w:sectPr>
-      <w:headerReference w:type="default" r:id="rId12"/>
-      <w:footerReference w:type="default" r:id="rId13"/>
+      <w:headerReference w:type="default" r:id="rId14"/>
+      <w:footerReference w:type="default" r:id="rId15"/>
       <w:pgSz w:w="11906" w:h="16838"/>
       <w:pgMar w:top="993" w:right="424" w:bottom="426" w:left="540" w:header="284" w:footer="0" w:gutter="0"/>
       <w:cols w:space="720"/>
@@ -14769,15 +14894,7 @@
               <w:szCs w:val="18"/>
               <w:lang w:val="uk-UA"/>
             </w:rPr>
-            <w:t xml:space="preserve">        </w:t>
-          </w:r>
-          <w:r>
-            <w:rPr>
-              <w:sz w:val="18"/>
-              <w:szCs w:val="18"/>
-              <w:lang w:val="uk-UA"/>
-            </w:rPr>
-            <w:t>ГО УААСП</w:t>
+            <w:t xml:space="preserve">        ГО УААСП</w:t>
           </w:r>
           <w:r>
             <w:rPr>
@@ -15366,6 +15483,7 @@
     <w:lsdException w:name="HTML Sample" w:semiHidden="1" w:unhideWhenUsed="1"/>
     <w:lsdException w:name="HTML Typewriter" w:semiHidden="1" w:unhideWhenUsed="1"/>
     <w:lsdException w:name="HTML Variable" w:semiHidden="1" w:unhideWhenUsed="1"/>
+    <w:lsdException w:name="Normal Table" w:semiHidden="1" w:unhideWhenUsed="1"/>
     <w:lsdException w:name="annotation subject" w:semiHidden="1" w:unhideWhenUsed="1"/>
     <w:lsdException w:name="No List" w:semiHidden="1" w:unhideWhenUsed="1"/>
     <w:lsdException w:name="Outline List 1" w:semiHidden="1" w:unhideWhenUsed="1"/>
@@ -15409,8 +15527,10 @@
     <w:lsdException w:name="Table Elegant" w:semiHidden="1" w:unhideWhenUsed="1"/>
     <w:lsdException w:name="Table Professional" w:semiHidden="1" w:unhideWhenUsed="1"/>
     <w:lsdException w:name="Table Subtle 1" w:semiHidden="1" w:unhideWhenUsed="1"/>
+    <w:lsdException w:name="Table Subtle 2" w:semiHidden="1" w:unhideWhenUsed="1"/>
     <w:lsdException w:name="Table Web 1" w:semiHidden="1" w:unhideWhenUsed="1"/>
     <w:lsdException w:name="Table Web 2" w:semiHidden="1" w:unhideWhenUsed="1"/>
+    <w:lsdException w:name="Table Web 3" w:semiHidden="1" w:unhideWhenUsed="1"/>
     <w:lsdException w:name="Balloon Text" w:semiHidden="1" w:unhideWhenUsed="1"/>
     <w:lsdException w:name="Table Grid" w:uiPriority="59"/>
     <w:lsdException w:name="Table Theme" w:semiHidden="1" w:unhideWhenUsed="1"/>
@@ -16618,64 +16738,6 @@
     </w:docPart>
     <w:docPart>
       <w:docPartPr>
-        <w:name w:val="883C919E2C4D482698FBC3AFF1729C8F"/>
-        <w:category>
-          <w:name w:val="Общие"/>
-          <w:gallery w:val="placeholder"/>
-        </w:category>
-        <w:types>
-          <w:type w:val="bbPlcHdr"/>
-        </w:types>
-        <w:behaviors>
-          <w:behavior w:val="content"/>
-        </w:behaviors>
-        <w:guid w:val="{B1AFCAA9-E03B-4716-BD62-E640BC354166}"/>
-      </w:docPartPr>
-      <w:docPartBody>
-        <w:p>
-          <w:pPr>
-            <w:pStyle w:val="883C919E2C4D482698FBC3AFF1729C8F"/>
-          </w:pPr>
-          <w:r>
-            <w:rPr>
-              <w:rStyle w:val="a3"/>
-            </w:rPr>
-            <w:t>Место для ввода текста.</w:t>
-          </w:r>
-        </w:p>
-      </w:docPartBody>
-    </w:docPart>
-    <w:docPart>
-      <w:docPartPr>
-        <w:name w:val="313BDA95912B4FC281A5FA1C51D638F7"/>
-        <w:category>
-          <w:name w:val="Общие"/>
-          <w:gallery w:val="placeholder"/>
-        </w:category>
-        <w:types>
-          <w:type w:val="bbPlcHdr"/>
-        </w:types>
-        <w:behaviors>
-          <w:behavior w:val="content"/>
-        </w:behaviors>
-        <w:guid w:val="{0102B7BA-69EC-4DFD-9C51-BCAE83E4D8C1}"/>
-      </w:docPartPr>
-      <w:docPartBody>
-        <w:p>
-          <w:pPr>
-            <w:pStyle w:val="313BDA95912B4FC281A5FA1C51D638F7"/>
-          </w:pPr>
-          <w:r>
-            <w:rPr>
-              <w:rStyle w:val="a3"/>
-            </w:rPr>
-            <w:t>Место для ввода текста.</w:t>
-          </w:r>
-        </w:p>
-      </w:docPartBody>
-    </w:docPart>
-    <w:docPart>
-      <w:docPartPr>
         <w:name w:val="07A05FAEA223452DA4ECC79171A18475"/>
         <w:category>
           <w:name w:val="Общие"/>
@@ -16697,36 +16759,6 @@
           <w:r>
             <w:rPr>
               <w:rStyle w:val="a3"/>
-            </w:rPr>
-            <w:t>Место для ввода текста.</w:t>
-          </w:r>
-        </w:p>
-      </w:docPartBody>
-    </w:docPart>
-    <w:docPart>
-      <w:docPartPr>
-        <w:name w:val="FA5D53F4BEFF42CDAE52BD809BFF3661"/>
-        <w:category>
-          <w:name w:val="Общие"/>
-          <w:gallery w:val="placeholder"/>
-        </w:category>
-        <w:types>
-          <w:type w:val="bbPlcHdr"/>
-        </w:types>
-        <w:behaviors>
-          <w:behavior w:val="content"/>
-        </w:behaviors>
-        <w:guid w:val="{E4D74F30-3ACB-4282-89F2-2B26EB7026A1}"/>
-      </w:docPartPr>
-      <w:docPartBody>
-        <w:p>
-          <w:pPr>
-            <w:pStyle w:val="FA5D53F4BEFF42CDAE52BD809BFF3661"/>
-          </w:pPr>
-          <w:r>
-            <w:rPr>
-              <w:rStyle w:val="a3"/>
-              <w:lang w:val="uk-UA"/>
             </w:rPr>
             <w:t>Место для ввода текста.</w:t>
           </w:r>
@@ -16820,6 +16852,92 @@
         </w:p>
       </w:docPartBody>
     </w:docPart>
+    <w:docPart>
+      <w:docPartPr>
+        <w:name w:val="08B1E1CEF365434B8FBD7A352D1751C2"/>
+        <w:category>
+          <w:name w:val="Общие"/>
+          <w:gallery w:val="placeholder"/>
+        </w:category>
+        <w:types>
+          <w:type w:val="bbPlcHdr"/>
+        </w:types>
+        <w:behaviors>
+          <w:behavior w:val="content"/>
+        </w:behaviors>
+        <w:guid w:val="{9D2A6ABA-8BE0-4FFC-9FDE-E218E6CE787E}"/>
+      </w:docPartPr>
+      <w:docPartBody>
+        <w:p>
+          <w:pPr>
+            <w:pStyle w:val="08B1E1CEF365434B8FBD7A352D1751C2"/>
+          </w:pPr>
+          <w:r>
+            <w:rPr>
+              <w:rStyle w:val="a3"/>
+              <w:lang w:val="uk-UA"/>
+            </w:rPr>
+            <w:t>Место для ввода текста.</w:t>
+          </w:r>
+        </w:p>
+      </w:docPartBody>
+    </w:docPart>
+    <w:docPart>
+      <w:docPartPr>
+        <w:name w:val="A3CBF0EFBF184A7A8E6DCD745ACE7EAA"/>
+        <w:category>
+          <w:name w:val="Общие"/>
+          <w:gallery w:val="placeholder"/>
+        </w:category>
+        <w:types>
+          <w:type w:val="bbPlcHdr"/>
+        </w:types>
+        <w:behaviors>
+          <w:behavior w:val="content"/>
+        </w:behaviors>
+        <w:guid w:val="{5E6BF2FE-0AC0-4EB5-AFAC-723F4B02C73A}"/>
+      </w:docPartPr>
+      <w:docPartBody>
+        <w:p>
+          <w:pPr>
+            <w:pStyle w:val="A3CBF0EFBF184A7A8E6DCD745ACE7EAA"/>
+          </w:pPr>
+          <w:r>
+            <w:rPr>
+              <w:rStyle w:val="a3"/>
+              <w:lang w:val="uk-UA"/>
+            </w:rPr>
+            <w:t>Место для ввода текста.</w:t>
+          </w:r>
+        </w:p>
+      </w:docPartBody>
+    </w:docPart>
+    <w:docPart>
+      <w:docPartPr>
+        <w:name w:val="DefaultPlaceholder_-1854013436"/>
+        <w:category>
+          <w:name w:val="Общие"/>
+          <w:gallery w:val="placeholder"/>
+        </w:category>
+        <w:types>
+          <w:type w:val="bbPlcHdr"/>
+        </w:types>
+        <w:behaviors>
+          <w:behavior w:val="content"/>
+        </w:behaviors>
+        <w:guid w:val="{ADA1C88D-ED2F-498B-A472-48A6C76BD209}"/>
+      </w:docPartPr>
+      <w:docPartBody>
+        <w:p>
+          <w:r>
+            <w:rPr>
+              <w:rStyle w:val="a3"/>
+            </w:rPr>
+            <w:t>Выберите стандартный блок.</w:t>
+          </w:r>
+        </w:p>
+      </w:docPartBody>
+    </w:docPart>
   </w:docParts>
 </w:glossaryDocument>
 </file>
@@ -16883,6 +17001,13 @@
     <w:pitch w:val="variable"/>
     <w:sig w:usb0="E0002EFF" w:usb1="C000247B" w:usb2="00000009" w:usb3="00000000" w:csb0="000001FF" w:csb1="00000000"/>
   </w:font>
+  <w:font w:name="Verdana">
+    <w:panose1 w:val="020B0604030504040204"/>
+    <w:charset w:val="CC"/>
+    <w:family w:val="swiss"/>
+    <w:pitch w:val="variable"/>
+    <w:sig w:usb0="A00006FF" w:usb1="4000205B" w:usb2="00000010" w:usb3="00000000" w:csb0="0000019F" w:csb1="00000000"/>
+  </w:font>
   <w:font w:name="Arial Narrow">
     <w:panose1 w:val="020B0606020202030204"/>
     <w:charset w:val="CC"/>
@@ -16923,8 +17048,12 @@
   </w:compat>
   <w:rsids>
     <w:rsidRoot w:val="0061291F"/>
+    <w:rsid w:val="00083725"/>
     <w:rsid w:val="0061291F"/>
+    <w:rsid w:val="00632537"/>
     <w:rsid w:val="007B2F92"/>
+    <w:rsid w:val="009344C2"/>
+    <w:rsid w:val="00C83B75"/>
   </w:rsids>
   <m:mathPr>
     <m:mathFont m:val="Cambria Math"/>
@@ -17377,7 +17506,7 @@
     <w:basedOn w:val="a0"/>
     <w:uiPriority w:val="99"/>
     <w:semiHidden/>
-    <w:rsid w:val="0061291F"/>
+    <w:rsid w:val="009344C2"/>
     <w:rPr>
       <w:color w:val="808080"/>
     </w:rPr>
@@ -17497,6 +17626,14 @@
   <w:style w:type="paragraph" w:customStyle="1" w:styleId="3754930F02CD4949A79D30814BD144E7">
     <w:name w:val="3754930F02CD4949A79D30814BD144E7"/>
     <w:rsid w:val="0061291F"/>
+  </w:style>
+  <w:style w:type="paragraph" w:customStyle="1" w:styleId="08B1E1CEF365434B8FBD7A352D1751C2">
+    <w:name w:val="08B1E1CEF365434B8FBD7A352D1751C2"/>
+    <w:rsid w:val="00632537"/>
+  </w:style>
+  <w:style w:type="paragraph" w:customStyle="1" w:styleId="A3CBF0EFBF184A7A8E6DCD745ACE7EAA">
+    <w:name w:val="A3CBF0EFBF184A7A8E6DCD745ACE7EAA"/>
+    <w:rsid w:val="00083725"/>
   </w:style>
 </w:styles>
 </file>
@@ -17796,7 +17933,7 @@
 </file>
 
 <file path=customXml/itemProps1.xml><?xml version="1.0" encoding="utf-8"?>
-<ds:datastoreItem xmlns:ds="http://schemas.openxmlformats.org/officeDocument/2006/customXml" ds:itemID="{E5C9D5D5-F26D-4E2E-B1B9-6D52D98BC7C4}">
+<ds:datastoreItem xmlns:ds="http://schemas.openxmlformats.org/officeDocument/2006/customXml" ds:itemID="{EF6CFE4D-5C0C-4F72-9B37-6B365DD6F7C1}">
   <ds:schemaRefs>
     <ds:schemaRef ds:uri="http://schemas.openxmlformats.org/officeDocument/2006/bibliography"/>
   </ds:schemaRefs>
